--- a/public/templates/2. Tanda Terima Perlengkapan SE2026 - Copy.docx
+++ b/public/templates/2. Tanda Terima Perlengkapan SE2026 - Copy.docx
@@ -25,7 +25,19 @@
         <w:rPr>
           <w:lang w:val="sv-SE"/>
         </w:rPr>
-        <w:t xml:space="preserve"> PELATIHAN SENSUS EKONOMI 2026</w:t>
+        <w:t xml:space="preserve"> </w:t>
+      </w:r>
+      <w:r>
+        <w:rPr>
+          <w:lang w:val="sv-SE"/>
+        </w:rPr>
+        <w:t>PELAKSANAAN LAPANGAN</w:t>
+      </w:r>
+      <w:r>
+        <w:rPr>
+          <w:lang w:val="sv-SE"/>
+        </w:rPr>
+        <w:t xml:space="preserve"> SENSUS EKONOMI 2026</w:t>
       </w:r>
     </w:p>
     <w:p>
@@ -61,7 +73,19 @@
         <w:rPr>
           <w:lang w:val="sv-SE"/>
         </w:rPr>
-        <w:t>Telah terima dari BPS Kota Jakarta Timur Perlengkapan Pelatihan Petugas Sensus Ekonomi 2026 sebagai berikut :</w:t>
+        <w:t xml:space="preserve">Telah terima dari BPS Kota Jakarta Timur Perlengkapan </w:t>
+      </w:r>
+      <w:r>
+        <w:rPr>
+          <w:lang w:val="sv-SE"/>
+        </w:rPr>
+        <w:t>Pelaksanaan Lapangan</w:t>
+      </w:r>
+      <w:r>
+        <w:rPr>
+          <w:lang w:val="sv-SE"/>
+        </w:rPr>
+        <w:t xml:space="preserve"> Petugas Sensus Ekonomi 2026 sebagai berikut :</w:t>
       </w:r>
     </w:p>
     <w:p>
@@ -73,27 +97,33 @@
         </w:numPr>
         <w:jc w:val="both"/>
       </w:pPr>
+      <w:proofErr w:type="spellStart"/>
       <w:r>
         <w:t>rompi</w:t>
       </w:r>
+      <w:proofErr w:type="spellEnd"/>
       <w:r>
         <w:t xml:space="preserve"> </w:t>
       </w:r>
       <w:r>
         <w:tab/>
       </w:r>
+      <w:proofErr w:type="gramStart"/>
       <w:r>
         <w:t xml:space="preserve">=  </w:t>
       </w:r>
       <w:r>
         <w:t>1</w:t>
       </w:r>
+      <w:proofErr w:type="gramEnd"/>
       <w:r>
         <w:t xml:space="preserve"> </w:t>
       </w:r>
+      <w:proofErr w:type="spellStart"/>
       <w:r>
         <w:t>buah</w:t>
       </w:r>
+      <w:proofErr w:type="spellEnd"/>
     </w:p>
     <w:p>
       <w:pPr>
@@ -104,22 +134,30 @@
         </w:numPr>
         <w:jc w:val="both"/>
       </w:pPr>
+      <w:proofErr w:type="spellStart"/>
       <w:r>
         <w:t>stiker</w:t>
       </w:r>
+      <w:proofErr w:type="spellEnd"/>
       <w:r>
         <w:t xml:space="preserve"> </w:t>
       </w:r>
       <w:r>
         <w:tab/>
-        <w:t xml:space="preserve">=  </w:t>
-      </w:r>
-      <w:r>
-        <w:t>300</w:t>
-      </w:r>
-      <w:r>
-        <w:t xml:space="preserve"> buah</w:t>
-      </w:r>
+      </w:r>
+      <w:proofErr w:type="gramStart"/>
+      <w:r>
+        <w:t>=  300</w:t>
+      </w:r>
+      <w:proofErr w:type="gramEnd"/>
+      <w:r>
+        <w:t xml:space="preserve"> </w:t>
+      </w:r>
+      <w:proofErr w:type="spellStart"/>
+      <w:r>
+        <w:t>buah</w:t>
+      </w:r>
+      <w:proofErr w:type="spellEnd"/>
     </w:p>
     <w:p>
       <w:pPr>
@@ -130,43 +168,92 @@
         </w:numPr>
         <w:jc w:val="both"/>
       </w:pPr>
+      <w:proofErr w:type="spellStart"/>
       <w:r>
         <w:t>spidol</w:t>
       </w:r>
+      <w:proofErr w:type="spellEnd"/>
       <w:r>
         <w:t xml:space="preserve"> </w:t>
       </w:r>
       <w:r>
         <w:tab/>
-        <w:t xml:space="preserve">=  </w:t>
-      </w:r>
-      <w:r>
-        <w:t>2</w:t>
-      </w:r>
-      <w:r>
-        <w:t xml:space="preserve"> buah</w:t>
-      </w:r>
+      </w:r>
+      <w:proofErr w:type="gramStart"/>
+      <w:r>
+        <w:t>=  2</w:t>
+      </w:r>
+      <w:proofErr w:type="gramEnd"/>
+      <w:r>
+        <w:t xml:space="preserve"> </w:t>
+      </w:r>
+      <w:proofErr w:type="spellStart"/>
+      <w:r>
+        <w:t>buah</w:t>
+      </w:r>
+      <w:proofErr w:type="spellEnd"/>
     </w:p>
     <w:p>
       <w:pPr>
         <w:jc w:val="both"/>
       </w:pPr>
+      <w:proofErr w:type="gramStart"/>
       <w:r>
         <w:t>Lokasi :</w:t>
       </w:r>
-      <w:r>
-        <w:t xml:space="preserve"> {tempat}</w:t>
+      <w:proofErr w:type="gramEnd"/>
+      <w:r>
+        <w:t xml:space="preserve"> {</w:t>
+      </w:r>
+      <w:proofErr w:type="spellStart"/>
+      <w:r>
+        <w:t>tempat</w:t>
+      </w:r>
+      <w:proofErr w:type="spellEnd"/>
+      <w:r>
+        <w:t>}</w:t>
       </w:r>
     </w:p>
     <w:p>
       <w:pPr>
         <w:jc w:val="both"/>
       </w:pPr>
-      <w:r>
-        <w:t>Gelombang/Kelas :</w:t>
-      </w:r>
-      <w:r>
-        <w:t xml:space="preserve"> {gelombang} / {kelas}</w:t>
+      <w:proofErr w:type="spellStart"/>
+      <w:r>
+        <w:t>Gelombang</w:t>
+      </w:r>
+      <w:proofErr w:type="spellEnd"/>
+      <w:r>
+        <w:t>/</w:t>
+      </w:r>
+      <w:proofErr w:type="spellStart"/>
+      <w:proofErr w:type="gramStart"/>
+      <w:r>
+        <w:t>Kelas</w:t>
+      </w:r>
+      <w:proofErr w:type="spellEnd"/>
+      <w:r>
+        <w:t xml:space="preserve"> :</w:t>
+      </w:r>
+      <w:proofErr w:type="gramEnd"/>
+      <w:r>
+        <w:t xml:space="preserve"> {</w:t>
+      </w:r>
+      <w:proofErr w:type="spellStart"/>
+      <w:r>
+        <w:t>gelombang</w:t>
+      </w:r>
+      <w:proofErr w:type="spellEnd"/>
+      <w:r>
+        <w:t>} / {</w:t>
+      </w:r>
+      <w:proofErr w:type="spellStart"/>
+      <w:r>
+        <w:t>kelas</w:t>
+      </w:r>
+      <w:proofErr w:type="spellEnd"/>
+      <w:r>
+        <w:t>}</w:t>
       </w:r>
     </w:p>
     <w:tbl>
@@ -223,9 +310,11 @@
             <w:pPr>
               <w:jc w:val="center"/>
             </w:pPr>
+            <w:proofErr w:type="spellStart"/>
             <w:r>
               <w:t>Jabatan</w:t>
             </w:r>
+            <w:proofErr w:type="spellEnd"/>
           </w:p>
         </w:tc>
         <w:tc>
@@ -237,9 +326,11 @@
             <w:pPr>
               <w:jc w:val="center"/>
             </w:pPr>
+            <w:proofErr w:type="spellStart"/>
             <w:r>
               <w:t>Kecamatan</w:t>
             </w:r>
+            <w:proofErr w:type="spellEnd"/>
           </w:p>
         </w:tc>
         <w:tc>
@@ -252,11 +343,16 @@
               <w:jc w:val="center"/>
             </w:pPr>
             <w:r>
-              <w:t>Tanda tanga</w:t>
+              <w:t xml:space="preserve">Tanda </w:t>
+            </w:r>
+            <w:proofErr w:type="spellStart"/>
+            <w:r>
+              <w:t>tanga</w:t>
             </w:r>
             <w:r>
               <w:t>n</w:t>
             </w:r>
+            <w:proofErr w:type="spellEnd"/>
           </w:p>
         </w:tc>
       </w:tr>
@@ -274,7 +370,15 @@
               <w:jc w:val="center"/>
             </w:pPr>
             <w:r>
-              <w:t>{#peserta}{no}</w:t>
+              <w:t>{#</w:t>
+            </w:r>
+            <w:proofErr w:type="gramStart"/>
+            <w:r>
+              <w:t>peserta}{</w:t>
+            </w:r>
+            <w:proofErr w:type="gramEnd"/>
+            <w:r>
+              <w:t>no}</w:t>
             </w:r>
           </w:p>
         </w:tc>
@@ -302,7 +406,15 @@
               <w:jc w:val="center"/>
             </w:pPr>
             <w:r>
-              <w:t>{jabatan}</w:t>
+              <w:t>{</w:t>
+            </w:r>
+            <w:proofErr w:type="spellStart"/>
+            <w:r>
+              <w:t>jabatan</w:t>
+            </w:r>
+            <w:proofErr w:type="spellEnd"/>
+            <w:r>
+              <w:t>}</w:t>
             </w:r>
           </w:p>
         </w:tc>
@@ -316,7 +428,15 @@
               <w:jc w:val="center"/>
             </w:pPr>
             <w:r>
-              <w:t>{kecamatan}</w:t>
+              <w:t>{</w:t>
+            </w:r>
+            <w:proofErr w:type="spellStart"/>
+            <w:r>
+              <w:t>kecamatan</w:t>
+            </w:r>
+            <w:proofErr w:type="spellEnd"/>
+            <w:r>
+              <w:t>}</w:t>
             </w:r>
           </w:p>
         </w:tc>
@@ -330,7 +450,15 @@
               <w:jc w:val="center"/>
             </w:pPr>
             <w:r>
-              <w:t>{/peserta}</w:t>
+              <w:t>{/</w:t>
+            </w:r>
+            <w:proofErr w:type="spellStart"/>
+            <w:r>
+              <w:t>peserta</w:t>
+            </w:r>
+            <w:proofErr w:type="spellEnd"/>
+            <w:r>
+              <w:t>}</w:t>
             </w:r>
           </w:p>
         </w:tc>
@@ -378,11 +506,16 @@
         <w:t>Jakarta,</w:t>
       </w:r>
       <w:r>
-        <w:t xml:space="preserve"> {tanggal_</w:t>
+        <w:t xml:space="preserve"> {</w:t>
+      </w:r>
+      <w:proofErr w:type="spellStart"/>
+      <w:r>
+        <w:t>tanggal_</w:t>
       </w:r>
       <w:r>
         <w:t>aja</w:t>
       </w:r>
+      <w:proofErr w:type="spellEnd"/>
       <w:r>
         <w:t>}</w:t>
       </w:r>
@@ -418,8 +551,13 @@
       </w:r>
       <w:r>
         <w:tab/>
-        <w:t xml:space="preserve">             Mengetahui</w:t>
-      </w:r>
+        <w:t xml:space="preserve">             </w:t>
+      </w:r>
+      <w:proofErr w:type="spellStart"/>
+      <w:r>
+        <w:t>Mengetahui</w:t>
+      </w:r>
+      <w:proofErr w:type="spellEnd"/>
     </w:p>
     <w:p>
       <w:pPr>
@@ -452,7 +590,14 @@
       </w:r>
       <w:r>
         <w:tab/>
-        <w:t>Kepala Sub Bagian Umum</w:t>
+      </w:r>
+      <w:proofErr w:type="spellStart"/>
+      <w:r>
+        <w:t>Kepala</w:t>
+      </w:r>
+      <w:proofErr w:type="spellEnd"/>
+      <w:r>
+        <w:t xml:space="preserve"> Sub Bagian Umum</w:t>
       </w:r>
     </w:p>
     <w:p>
@@ -503,7 +648,15 @@
         <w:t xml:space="preserve">           </w:t>
       </w:r>
       <w:r>
-        <w:t>Ir. Tristiati, MA</w:t>
+        <w:t xml:space="preserve">Ir. </w:t>
+      </w:r>
+      <w:proofErr w:type="spellStart"/>
+      <w:r>
+        <w:t>Tristiati</w:t>
+      </w:r>
+      <w:proofErr w:type="spellEnd"/>
+      <w:r>
+        <w:t>, MA</w:t>
       </w:r>
     </w:p>
     <w:p>
